--- a/New HSSE Management System 2026/06-Operations/01-DAN-PRC-HSE-000042STLEREC__Jun_2026_REV01_Steel_Erection.docx
+++ b/New HSSE Management System 2026/06-Operations/01-DAN-PRC-HSE-000042STLEREC__Jun_2026_REV01_Steel_Erection.docx
@@ -629,266 +629,6 @@
                 <w:szCs w:val="18"/>
               </w:rPr>
               <w:t xml:space="preserve">US Letter</w:t>
-            </w:r>
-          </w:p>
-        </w:tc>
-      </w:tr>
-    </w:tbl>
-    <w:p>
-      <w:pPr>
-        <w:spacing w:after="80" w:before="360"/>
-      </w:pPr>
-      <w:r>
-        <w:rPr>
-          <w:rFonts w:ascii="Tahoma" w:cs="Tahoma" w:eastAsia="Tahoma" w:hAnsi="Tahoma"/>
-          <w:b/>
-          <w:bCs/>
-          <w:color w:val="542A12"/>
-          <w:sz w:val="22"/>
-          <w:szCs w:val="22"/>
-        </w:rPr>
-        <w:t xml:space="preserve">Approval</w:t>
-      </w:r>
-    </w:p>
-    <w:tbl>
-      <w:tblPr>
-        <w:tblW w:type="dxa" w:w="9360"/>
-        <w:tblBorders>
-          <w:top w:val="single" w:color="auto" w:sz="4"/>
-          <w:left w:val="single" w:color="auto" w:sz="4"/>
-          <w:bottom w:val="single" w:color="auto" w:sz="4"/>
-          <w:right w:val="single" w:color="auto" w:sz="4"/>
-          <w:insideH w:val="single" w:color="auto" w:sz="4"/>
-          <w:insideV w:val="single" w:color="auto" w:sz="4"/>
-        </w:tblBorders>
-      </w:tblPr>
-      <w:tblGrid>
-        <w:gridCol w:w="3120"/>
-        <w:gridCol w:w="3120"/>
-        <w:gridCol w:w="3120"/>
-      </w:tblGrid>
-      <w:tr>
-        <w:tc>
-          <w:tcPr>
-            <w:tcW w:type="dxa" w:w="3120"/>
-            <w:tcBorders>
-              <w:top w:val="single" w:color="BFB3AA" w:sz="4"/>
-              <w:left w:val="single" w:color="BFB3AA" w:sz="4"/>
-              <w:bottom w:val="single" w:color="BFB3AA" w:sz="4"/>
-              <w:right w:val="single" w:color="BFB3AA" w:sz="4"/>
-            </w:tcBorders>
-            <w:shd w:fill="EFE7E1" w:color="auto" w:val="clear"/>
-            <w:tcMar>
-              <w:top w:type="dxa" w:w="60"/>
-              <w:left w:type="dxa" w:w="120"/>
-              <w:bottom w:type="dxa" w:w="60"/>
-              <w:right w:type="dxa" w:w="120"/>
-            </w:tcMar>
-            <w:vAlign w:val="center"/>
-          </w:tcPr>
-          <w:p>
-            <w:r>
-              <w:rPr>
-                <w:rFonts w:ascii="Tahoma" w:cs="Tahoma" w:eastAsia="Tahoma" w:hAnsi="Tahoma"/>
-                <w:b/>
-                <w:bCs/>
-                <w:color w:val="542A12"/>
-                <w:sz w:val="18"/>
-                <w:szCs w:val="18"/>
-              </w:rPr>
-              <w:t xml:space="preserve">Prepared By</w:t>
-            </w:r>
-          </w:p>
-        </w:tc>
-        <w:tc>
-          <w:tcPr>
-            <w:tcW w:type="dxa" w:w="3120"/>
-            <w:tcBorders>
-              <w:top w:val="single" w:color="BFB3AA" w:sz="4"/>
-              <w:left w:val="single" w:color="BFB3AA" w:sz="4"/>
-              <w:bottom w:val="single" w:color="BFB3AA" w:sz="4"/>
-              <w:right w:val="single" w:color="BFB3AA" w:sz="4"/>
-            </w:tcBorders>
-            <w:shd w:fill="EFE7E1" w:color="auto" w:val="clear"/>
-            <w:tcMar>
-              <w:top w:type="dxa" w:w="60"/>
-              <w:left w:type="dxa" w:w="120"/>
-              <w:bottom w:type="dxa" w:w="60"/>
-              <w:right w:type="dxa" w:w="120"/>
-            </w:tcMar>
-            <w:vAlign w:val="center"/>
-          </w:tcPr>
-          <w:p>
-            <w:r>
-              <w:rPr>
-                <w:rFonts w:ascii="Tahoma" w:cs="Tahoma" w:eastAsia="Tahoma" w:hAnsi="Tahoma"/>
-                <w:b/>
-                <w:bCs/>
-                <w:color w:val="542A12"/>
-                <w:sz w:val="18"/>
-                <w:szCs w:val="18"/>
-              </w:rPr>
-              <w:t xml:space="preserve">Reviewed By</w:t>
-            </w:r>
-          </w:p>
-        </w:tc>
-        <w:tc>
-          <w:tcPr>
-            <w:tcW w:type="dxa" w:w="3120"/>
-            <w:tcBorders>
-              <w:top w:val="single" w:color="BFB3AA" w:sz="4"/>
-              <w:left w:val="single" w:color="BFB3AA" w:sz="4"/>
-              <w:bottom w:val="single" w:color="BFB3AA" w:sz="4"/>
-              <w:right w:val="single" w:color="BFB3AA" w:sz="4"/>
-            </w:tcBorders>
-            <w:shd w:fill="EFE7E1" w:color="auto" w:val="clear"/>
-            <w:tcMar>
-              <w:top w:type="dxa" w:w="60"/>
-              <w:left w:type="dxa" w:w="120"/>
-              <w:bottom w:type="dxa" w:w="60"/>
-              <w:right w:type="dxa" w:w="120"/>
-            </w:tcMar>
-            <w:vAlign w:val="center"/>
-          </w:tcPr>
-          <w:p>
-            <w:r>
-              <w:rPr>
-                <w:rFonts w:ascii="Tahoma" w:cs="Tahoma" w:eastAsia="Tahoma" w:hAnsi="Tahoma"/>
-                <w:b/>
-                <w:bCs/>
-                <w:color w:val="542A12"/>
-                <w:sz w:val="18"/>
-                <w:szCs w:val="18"/>
-              </w:rPr>
-              <w:t xml:space="preserve">Approved By</w:t>
-            </w:r>
-          </w:p>
-        </w:tc>
-      </w:tr>
-      <w:tr>
-        <w:tc>
-          <w:tcPr>
-            <w:tcW w:type="dxa" w:w="3120"/>
-            <w:tcBorders>
-              <w:top w:val="single" w:color="BFB3AA" w:sz="4"/>
-              <w:left w:val="single" w:color="BFB3AA" w:sz="4"/>
-              <w:bottom w:val="single" w:color="BFB3AA" w:sz="4"/>
-              <w:right w:val="single" w:color="BFB3AA" w:sz="4"/>
-            </w:tcBorders>
-            <w:tcMar>
-              <w:top w:type="dxa" w:w="200"/>
-              <w:left w:type="dxa" w:w="120"/>
-              <w:bottom w:type="dxa" w:w="200"/>
-              <w:right w:type="dxa" w:w="120"/>
-            </w:tcMar>
-          </w:tcPr>
-          <w:p>
-            <w:pPr>
-              <w:spacing w:after="240"/>
-            </w:pPr>
-            <w:r>
-              <w:rPr>
-                <w:rFonts w:ascii="Tahoma" w:cs="Tahoma" w:eastAsia="Tahoma" w:hAnsi="Tahoma"/>
-                <w:color w:val="595959"/>
-                <w:sz w:val="16"/>
-                <w:szCs w:val="16"/>
-              </w:rPr>
-              <w:t xml:space="preserve">HSE Representative</w:t>
-            </w:r>
-          </w:p>
-          <w:p>
-            <w:r>
-              <w:rPr>
-                <w:rFonts w:ascii="Tahoma" w:cs="Tahoma" w:eastAsia="Tahoma" w:hAnsi="Tahoma"/>
-                <w:color w:val="A0A0A0"/>
-                <w:sz w:val="14"/>
-                <w:szCs w:val="14"/>
-              </w:rPr>
-              <w:t xml:space="preserve">Signature / Date</w:t>
-            </w:r>
-          </w:p>
-        </w:tc>
-        <w:tc>
-          <w:tcPr>
-            <w:tcW w:type="dxa" w:w="3120"/>
-            <w:tcBorders>
-              <w:top w:val="single" w:color="BFB3AA" w:sz="4"/>
-              <w:left w:val="single" w:color="BFB3AA" w:sz="4"/>
-              <w:bottom w:val="single" w:color="BFB3AA" w:sz="4"/>
-              <w:right w:val="single" w:color="BFB3AA" w:sz="4"/>
-            </w:tcBorders>
-            <w:tcMar>
-              <w:top w:type="dxa" w:w="200"/>
-              <w:left w:type="dxa" w:w="120"/>
-              <w:bottom w:type="dxa" w:w="200"/>
-              <w:right w:type="dxa" w:w="120"/>
-            </w:tcMar>
-          </w:tcPr>
-          <w:p>
-            <w:pPr>
-              <w:spacing w:after="240"/>
-            </w:pPr>
-            <w:r>
-              <w:rPr>
-                <w:rFonts w:ascii="Tahoma" w:cs="Tahoma" w:eastAsia="Tahoma" w:hAnsi="Tahoma"/>
-                <w:color w:val="595959"/>
-                <w:sz w:val="16"/>
-                <w:szCs w:val="16"/>
-              </w:rPr>
-              <w:t xml:space="preserve">Competent Person (HSE)</w:t>
-            </w:r>
-          </w:p>
-          <w:p>
-            <w:r>
-              <w:rPr>
-                <w:rFonts w:ascii="Tahoma" w:cs="Tahoma" w:eastAsia="Tahoma" w:hAnsi="Tahoma"/>
-                <w:color w:val="A0A0A0"/>
-                <w:sz w:val="14"/>
-                <w:szCs w:val="14"/>
-              </w:rPr>
-              <w:t xml:space="preserve">Signature / Date</w:t>
-            </w:r>
-          </w:p>
-        </w:tc>
-        <w:tc>
-          <w:tcPr>
-            <w:tcW w:type="dxa" w:w="3120"/>
-            <w:tcBorders>
-              <w:top w:val="single" w:color="BFB3AA" w:sz="4"/>
-              <w:left w:val="single" w:color="BFB3AA" w:sz="4"/>
-              <w:bottom w:val="single" w:color="BFB3AA" w:sz="4"/>
-              <w:right w:val="single" w:color="BFB3AA" w:sz="4"/>
-            </w:tcBorders>
-            <w:tcMar>
-              <w:top w:type="dxa" w:w="200"/>
-              <w:left w:type="dxa" w:w="120"/>
-              <w:bottom w:type="dxa" w:w="200"/>
-              <w:right w:type="dxa" w:w="120"/>
-            </w:tcMar>
-          </w:tcPr>
-          <w:p>
-            <w:pPr>
-              <w:spacing w:after="240"/>
-            </w:pPr>
-            <w:r>
-              <w:rPr>
-                <w:rFonts w:ascii="Tahoma" w:cs="Tahoma" w:eastAsia="Tahoma" w:hAnsi="Tahoma"/>
-                <w:color w:val="595959"/>
-                <w:sz w:val="16"/>
-                <w:szCs w:val="16"/>
-              </w:rPr>
-              <w:t xml:space="preserve">Project Director / Manager</w:t>
-            </w:r>
-          </w:p>
-          <w:p>
-            <w:r>
-              <w:rPr>
-                <w:rFonts w:ascii="Tahoma" w:cs="Tahoma" w:eastAsia="Tahoma" w:hAnsi="Tahoma"/>
-                <w:color w:val="A0A0A0"/>
-                <w:sz w:val="14"/>
-                <w:szCs w:val="14"/>
-              </w:rPr>
-              <w:t xml:space="preserve">Signature / Date</w:t>
             </w:r>
           </w:p>
         </w:tc>

--- a/New HSSE Management System 2026/06-Operations/01-DAN-PRC-HSE-000042STLEREC__Jun_2026_REV01_Steel_Erection.docx
+++ b/New HSSE Management System 2026/06-Operations/01-DAN-PRC-HSE-000042STLEREC__Jun_2026_REV01_Steel_Erection.docx
@@ -678,6 +678,244 @@
           </w:r>
         </w:p>
         <w:p>
+          <w:pPr>
+            <w:spacing w:after="40" w:line="259"/>
+            <w:ind w:left="0"/>
+          </w:pPr>
+          <w:hyperlink w:anchor="_DanToc9000" w:history="1">
+            <w:r>
+              <w:rPr>
+                <w:rFonts w:ascii="Tahoma" w:hAnsi="Tahoma" w:cs="Tahoma"/>
+                <w:b/>
+                <w:color w:val="542A12"/>
+                <w:sz w:val="20"/>
+              </w:rPr>
+              <w:t xml:space="preserve">1. Purpose</w:t>
+            </w:r>
+          </w:hyperlink>
+        </w:p>
+        <w:p>
+          <w:pPr>
+            <w:spacing w:after="40" w:line="259"/>
+            <w:ind w:left="0"/>
+          </w:pPr>
+          <w:hyperlink w:anchor="_DanToc9001" w:history="1">
+            <w:r>
+              <w:rPr>
+                <w:rFonts w:ascii="Tahoma" w:hAnsi="Tahoma" w:cs="Tahoma"/>
+                <w:b/>
+                <w:color w:val="542A12"/>
+                <w:sz w:val="20"/>
+              </w:rPr>
+              <w:t xml:space="preserve">2. Scope</w:t>
+            </w:r>
+          </w:hyperlink>
+        </w:p>
+        <w:p>
+          <w:pPr>
+            <w:spacing w:after="40" w:line="259"/>
+            <w:ind w:left="0"/>
+          </w:pPr>
+          <w:hyperlink w:anchor="_DanToc9002" w:history="1">
+            <w:r>
+              <w:rPr>
+                <w:rFonts w:ascii="Tahoma" w:hAnsi="Tahoma" w:cs="Tahoma"/>
+                <w:b/>
+                <w:color w:val="542A12"/>
+                <w:sz w:val="20"/>
+              </w:rPr>
+              <w:t xml:space="preserve">3. References</w:t>
+            </w:r>
+          </w:hyperlink>
+        </w:p>
+        <w:p>
+          <w:pPr>
+            <w:spacing w:after="40" w:line="259"/>
+            <w:ind w:left="0"/>
+          </w:pPr>
+          <w:hyperlink w:anchor="_DanToc9003" w:history="1">
+            <w:r>
+              <w:rPr>
+                <w:rFonts w:ascii="Tahoma" w:hAnsi="Tahoma" w:cs="Tahoma"/>
+                <w:b/>
+                <w:color w:val="542A12"/>
+                <w:sz w:val="20"/>
+              </w:rPr>
+              <w:t xml:space="preserve">4. Definitions</w:t>
+            </w:r>
+          </w:hyperlink>
+        </w:p>
+        <w:p>
+          <w:pPr>
+            <w:spacing w:after="40" w:line="259"/>
+            <w:ind w:left="0"/>
+          </w:pPr>
+          <w:hyperlink w:anchor="_DanToc9004" w:history="1">
+            <w:r>
+              <w:rPr>
+                <w:rFonts w:ascii="Tahoma" w:hAnsi="Tahoma" w:cs="Tahoma"/>
+                <w:b/>
+                <w:color w:val="542A12"/>
+                <w:sz w:val="20"/>
+              </w:rPr>
+              <w:t xml:space="preserve">5. Deliverables</w:t>
+            </w:r>
+          </w:hyperlink>
+        </w:p>
+        <w:p>
+          <w:pPr>
+            <w:spacing w:after="40" w:line="259"/>
+            <w:ind w:left="0"/>
+          </w:pPr>
+          <w:hyperlink w:anchor="_DanToc9005" w:history="1">
+            <w:r>
+              <w:rPr>
+                <w:rFonts w:ascii="Tahoma" w:hAnsi="Tahoma" w:cs="Tahoma"/>
+                <w:b/>
+                <w:color w:val="542A12"/>
+                <w:sz w:val="20"/>
+              </w:rPr>
+              <w:t xml:space="preserve">6. Project Steel Erection Plan</w:t>
+            </w:r>
+          </w:hyperlink>
+        </w:p>
+        <w:p>
+          <w:pPr>
+            <w:spacing w:after="40" w:line="259"/>
+            <w:ind w:left="0"/>
+          </w:pPr>
+          <w:hyperlink w:anchor="_DanToc9006" w:history="1">
+            <w:r>
+              <w:rPr>
+                <w:rFonts w:ascii="Tahoma" w:hAnsi="Tahoma" w:cs="Tahoma"/>
+                <w:b/>
+                <w:color w:val="542A12"/>
+                <w:sz w:val="20"/>
+              </w:rPr>
+              <w:t xml:space="preserve">7. Workplace Survey</w:t>
+            </w:r>
+          </w:hyperlink>
+        </w:p>
+        <w:p>
+          <w:pPr>
+            <w:spacing w:after="40" w:line="259"/>
+            <w:ind w:left="0"/>
+          </w:pPr>
+          <w:hyperlink w:anchor="_DanToc9007" w:history="1">
+            <w:r>
+              <w:rPr>
+                <w:rFonts w:ascii="Tahoma" w:hAnsi="Tahoma" w:cs="Tahoma"/>
+                <w:b/>
+                <w:color w:val="542A12"/>
+                <w:sz w:val="20"/>
+              </w:rPr>
+              <w:t xml:space="preserve">8. Fall Protection</w:t>
+            </w:r>
+          </w:hyperlink>
+        </w:p>
+        <w:p>
+          <w:pPr>
+            <w:spacing w:after="40" w:line="259"/>
+            <w:ind w:left="0"/>
+          </w:pPr>
+          <w:hyperlink w:anchor="_DanToc9008" w:history="1">
+            <w:r>
+              <w:rPr>
+                <w:rFonts w:ascii="Tahoma" w:hAnsi="Tahoma" w:cs="Tahoma"/>
+                <w:b/>
+                <w:color w:val="542A12"/>
+                <w:sz w:val="20"/>
+              </w:rPr>
+              <w:t xml:space="preserve">9. Structural Steel Assembly and Stability</w:t>
+            </w:r>
+          </w:hyperlink>
+        </w:p>
+        <w:p>
+          <w:pPr>
+            <w:spacing w:after="40" w:line="259"/>
+            <w:ind w:left="0"/>
+          </w:pPr>
+          <w:hyperlink w:anchor="_DanToc9009" w:history="1">
+            <w:r>
+              <w:rPr>
+                <w:rFonts w:ascii="Tahoma" w:hAnsi="Tahoma" w:cs="Tahoma"/>
+                <w:b/>
+                <w:color w:val="542A12"/>
+                <w:sz w:val="20"/>
+              </w:rPr>
+              <w:t xml:space="preserve">10. Column Anchorage, Beams and Columns</w:t>
+            </w:r>
+          </w:hyperlink>
+        </w:p>
+        <w:p>
+          <w:pPr>
+            <w:spacing w:after="40" w:line="259"/>
+            <w:ind w:left="0"/>
+          </w:pPr>
+          <w:hyperlink w:anchor="_DanToc9010" w:history="1">
+            <w:r>
+              <w:rPr>
+                <w:rFonts w:ascii="Tahoma" w:hAnsi="Tahoma" w:cs="Tahoma"/>
+                <w:b/>
+                <w:color w:val="542A12"/>
+                <w:sz w:val="20"/>
+              </w:rPr>
+              <w:t xml:space="preserve">11. Metal Decking, Holes and Openings</w:t>
+            </w:r>
+          </w:hyperlink>
+        </w:p>
+        <w:p>
+          <w:pPr>
+            <w:spacing w:after="40" w:line="259"/>
+            <w:ind w:left="0"/>
+          </w:pPr>
+          <w:hyperlink w:anchor="_DanToc9011" w:history="1">
+            <w:r>
+              <w:rPr>
+                <w:rFonts w:ascii="Tahoma" w:hAnsi="Tahoma" w:cs="Tahoma"/>
+                <w:b/>
+                <w:color w:val="542A12"/>
+                <w:sz w:val="20"/>
+              </w:rPr>
+              <w:t xml:space="preserve">12. Training</w:t>
+            </w:r>
+          </w:hyperlink>
+        </w:p>
+        <w:p>
+          <w:pPr>
+            <w:spacing w:after="40" w:line="259"/>
+            <w:ind w:left="0"/>
+          </w:pPr>
+          <w:hyperlink w:anchor="_DanToc9012" w:history="1">
+            <w:r>
+              <w:rPr>
+                <w:rFonts w:ascii="Tahoma" w:hAnsi="Tahoma" w:cs="Tahoma"/>
+                <w:b/>
+                <w:color w:val="542A12"/>
+                <w:sz w:val="20"/>
+              </w:rPr>
+              <w:t xml:space="preserve">13. Records / Related Documents</w:t>
+            </w:r>
+          </w:hyperlink>
+        </w:p>
+        <w:p>
+          <w:pPr>
+            <w:spacing w:after="40" w:line="259"/>
+            <w:ind w:left="0"/>
+          </w:pPr>
+          <w:hyperlink w:anchor="_DanToc9013" w:history="1">
+            <w:r>
+              <w:rPr>
+                <w:rFonts w:ascii="Tahoma" w:hAnsi="Tahoma" w:cs="Tahoma"/>
+                <w:b/>
+                <w:color w:val="542A12"/>
+                <w:sz w:val="20"/>
+              </w:rPr>
+              <w:t xml:space="preserve">Revision History</w:t>
+            </w:r>
+          </w:hyperlink>
+        </w:p>
+        <w:p>
           <w:r>
             <w:fldChar w:fldCharType="end"/>
           </w:r>
@@ -693,9 +931,11 @@
       <w:pPr>
         <w:pStyle w:val="Heading1"/>
       </w:pPr>
+      <w:bookmarkStart w:id="9000" w:name="_DanToc9000"/>
       <w:r>
         <w:t xml:space="preserve">1. Purpose</w:t>
       </w:r>
+      <w:bookmarkEnd w:id="9000"/>
     </w:p>
     <w:p>
       <w:pPr>
@@ -715,9 +955,11 @@
       <w:pPr>
         <w:pStyle w:val="Heading1"/>
       </w:pPr>
+      <w:bookmarkStart w:id="9001" w:name="_DanToc9001"/>
       <w:r>
         <w:t xml:space="preserve">2. Scope</w:t>
       </w:r>
+      <w:bookmarkEnd w:id="9001"/>
     </w:p>
     <w:p>
       <w:pPr>
@@ -737,9 +979,11 @@
       <w:pPr>
         <w:pStyle w:val="Heading1"/>
       </w:pPr>
+      <w:bookmarkStart w:id="9002" w:name="_DanToc9002"/>
       <w:r>
         <w:t xml:space="preserve">3. References</w:t>
       </w:r>
+      <w:bookmarkEnd w:id="9002"/>
     </w:p>
     <w:p>
       <w:pPr>
@@ -821,9 +1065,11 @@
       <w:pPr>
         <w:pStyle w:val="Heading1"/>
       </w:pPr>
+      <w:bookmarkStart w:id="9003" w:name="_DanToc9003"/>
       <w:r>
         <w:t xml:space="preserve">4. Definitions</w:t>
       </w:r>
+      <w:bookmarkEnd w:id="9003"/>
     </w:p>
     <w:tbl>
       <w:tblPr>
@@ -1163,9 +1409,11 @@
       <w:pPr>
         <w:pStyle w:val="Heading1"/>
       </w:pPr>
+      <w:bookmarkStart w:id="9004" w:name="_DanToc9004"/>
       <w:r>
         <w:t xml:space="preserve">5. Deliverables</w:t>
       </w:r>
+      <w:bookmarkEnd w:id="9004"/>
     </w:p>
     <w:p>
       <w:pPr>
@@ -1247,9 +1495,11 @@
       <w:pPr>
         <w:pStyle w:val="Heading1"/>
       </w:pPr>
+      <w:bookmarkStart w:id="9005" w:name="_DanToc9005"/>
       <w:r>
         <w:t xml:space="preserve">6. Project Steel Erection Plan</w:t>
       </w:r>
+      <w:bookmarkEnd w:id="9005"/>
     </w:p>
     <w:p>
       <w:pPr>
@@ -1326,9 +1576,11 @@
       <w:pPr>
         <w:pStyle w:val="Heading1"/>
       </w:pPr>
+      <w:bookmarkStart w:id="9006" w:name="_DanToc9006"/>
       <w:r>
         <w:t xml:space="preserve">7. Workplace Survey</w:t>
       </w:r>
+      <w:bookmarkEnd w:id="9006"/>
     </w:p>
     <w:p>
       <w:pPr>
@@ -1348,9 +1600,11 @@
       <w:pPr>
         <w:pStyle w:val="Heading1"/>
       </w:pPr>
+      <w:bookmarkStart w:id="9007" w:name="_DanToc9007"/>
       <w:r>
         <w:t xml:space="preserve">8. Fall Protection</w:t>
       </w:r>
+      <w:bookmarkEnd w:id="9007"/>
     </w:p>
     <w:p>
       <w:pPr>
@@ -1514,9 +1768,11 @@
       <w:pPr>
         <w:pStyle w:val="Heading1"/>
       </w:pPr>
+      <w:bookmarkStart w:id="9008" w:name="_DanToc9008"/>
       <w:r>
         <w:t xml:space="preserve">9. Structural Steel Assembly and Stability</w:t>
       </w:r>
+      <w:bookmarkEnd w:id="9008"/>
     </w:p>
     <w:p>
       <w:pPr>
@@ -1598,9 +1854,11 @@
       <w:pPr>
         <w:pStyle w:val="Heading1"/>
       </w:pPr>
+      <w:bookmarkStart w:id="9009" w:name="_DanToc9009"/>
       <w:r>
         <w:t xml:space="preserve">10. Column Anchorage, Beams and Columns</w:t>
       </w:r>
+      <w:bookmarkEnd w:id="9009"/>
     </w:p>
     <w:p>
       <w:pPr>
@@ -1707,9 +1965,11 @@
       <w:pPr>
         <w:pStyle w:val="Heading1"/>
       </w:pPr>
+      <w:bookmarkStart w:id="9010" w:name="_DanToc9010"/>
       <w:r>
         <w:t xml:space="preserve">11. Metal Decking, Holes and Openings</w:t>
       </w:r>
+      <w:bookmarkEnd w:id="9010"/>
     </w:p>
     <w:p>
       <w:pPr>
@@ -1791,9 +2051,11 @@
       <w:pPr>
         <w:pStyle w:val="Heading1"/>
       </w:pPr>
+      <w:bookmarkStart w:id="9011" w:name="_DanToc9011"/>
       <w:r>
         <w:t xml:space="preserve">12. Training</w:t>
       </w:r>
+      <w:bookmarkEnd w:id="9011"/>
     </w:p>
     <w:p>
       <w:pPr>
@@ -1813,9 +2075,11 @@
       <w:pPr>
         <w:pStyle w:val="Heading1"/>
       </w:pPr>
+      <w:bookmarkStart w:id="9012" w:name="_DanToc9012"/>
       <w:r>
         <w:t xml:space="preserve">13. Records / Related Documents</w:t>
       </w:r>
+      <w:bookmarkEnd w:id="9012"/>
     </w:p>
     <w:p>
       <w:pPr>
@@ -1911,9 +2175,11 @@
       <w:pPr>
         <w:pStyle w:val="Heading1"/>
       </w:pPr>
+      <w:bookmarkStart w:id="9013" w:name="_DanToc9013"/>
       <w:r>
         <w:t xml:space="preserve">Revision History</w:t>
       </w:r>
+      <w:bookmarkEnd w:id="9013"/>
     </w:p>
     <w:tbl>
       <w:tblPr>
